--- a/kits/cra-readiness/templates/client-intake-questionnaire.docx
+++ b/kits/cra-readiness/templates/client-intake-questionnaire.docx
@@ -37,8 +37,8 @@
         <w:tblLook w:firstColumn="1" w:firstRow="1" w:lastColumn="0" w:lastRow="0" w:noHBand="0" w:noVBand="1" w:val="04A0"/>
       </w:tblPr>
       <w:tblGrid>
-        <w:gridCol w:w="5606"/>
-        <w:gridCol w:w="4031"/>
+        <w:gridCol w:w="5609"/>
+        <w:gridCol w:w="4029"/>
       </w:tblGrid>
       <w:tr>
         <w:trPr>
@@ -46,7 +46,7 @@
         </w:trPr>
         <w:tc>
           <w:tcPr>
-            <w:tcW w:type="dxa" w:w="5606"/>
+            <w:tcW w:type="dxa" w:w="5609"/>
             <w:shd w:val="clear" w:color="auto" w:fill="D9E2F3"/>
           </w:tcPr>
           <w:p>
@@ -64,7 +64,7 @@
         </w:tc>
         <w:tc>
           <w:tcPr>
-            <w:tcW w:type="dxa" w:w="4031"/>
+            <w:tcW w:type="dxa" w:w="4029"/>
             <w:shd w:val="clear" w:color="auto" w:fill="D9E2F3"/>
           </w:tcPr>
           <w:p>
@@ -84,7 +84,7 @@
       <w:tr>
         <w:tc>
           <w:tcPr>
-            <w:tcW w:type="dxa" w:w="5606"/>
+            <w:tcW w:type="dxa" w:w="5609"/>
           </w:tcPr>
           <w:p>
             <w:pPr>
@@ -100,7 +100,7 @@
         </w:tc>
         <w:tc>
           <w:tcPr>
-            <w:tcW w:type="dxa" w:w="4031"/>
+            <w:tcW w:type="dxa" w:w="4029"/>
           </w:tcPr>
           <w:p>
             <w:pPr>
@@ -112,7 +112,7 @@
       <w:tr>
         <w:tc>
           <w:tcPr>
-            <w:tcW w:type="dxa" w:w="5606"/>
+            <w:tcW w:type="dxa" w:w="5609"/>
           </w:tcPr>
           <w:p>
             <w:pPr>
@@ -128,7 +128,7 @@
         </w:tc>
         <w:tc>
           <w:tcPr>
-            <w:tcW w:type="dxa" w:w="4031"/>
+            <w:tcW w:type="dxa" w:w="4029"/>
           </w:tcPr>
           <w:p>
             <w:pPr>
@@ -140,7 +140,7 @@
       <w:tr>
         <w:tc>
           <w:tcPr>
-            <w:tcW w:type="dxa" w:w="5606"/>
+            <w:tcW w:type="dxa" w:w="5609"/>
           </w:tcPr>
           <w:p>
             <w:pPr>
@@ -156,7 +156,7 @@
         </w:tc>
         <w:tc>
           <w:tcPr>
-            <w:tcW w:type="dxa" w:w="4031"/>
+            <w:tcW w:type="dxa" w:w="4029"/>
           </w:tcPr>
           <w:p>
             <w:pPr>
@@ -168,7 +168,7 @@
       <w:tr>
         <w:tc>
           <w:tcPr>
-            <w:tcW w:type="dxa" w:w="5606"/>
+            <w:tcW w:type="dxa" w:w="5609"/>
           </w:tcPr>
           <w:p>
             <w:pPr>
@@ -184,7 +184,7 @@
         </w:tc>
         <w:tc>
           <w:tcPr>
-            <w:tcW w:type="dxa" w:w="4031"/>
+            <w:tcW w:type="dxa" w:w="4029"/>
           </w:tcPr>
           <w:p>
             <w:pPr>
@@ -196,7 +196,7 @@
       <w:tr>
         <w:tc>
           <w:tcPr>
-            <w:tcW w:type="dxa" w:w="5606"/>
+            <w:tcW w:type="dxa" w:w="5609"/>
           </w:tcPr>
           <w:p>
             <w:pPr>
@@ -212,7 +212,7 @@
         </w:tc>
         <w:tc>
           <w:tcPr>
-            <w:tcW w:type="dxa" w:w="4031"/>
+            <w:tcW w:type="dxa" w:w="4029"/>
           </w:tcPr>
           <w:p>
             <w:pPr>
@@ -224,7 +224,7 @@
       <w:tr>
         <w:tc>
           <w:tcPr>
-            <w:tcW w:type="dxa" w:w="5606"/>
+            <w:tcW w:type="dxa" w:w="5609"/>
           </w:tcPr>
           <w:p>
             <w:pPr>
@@ -240,7 +240,7 @@
         </w:tc>
         <w:tc>
           <w:tcPr>
-            <w:tcW w:type="dxa" w:w="4031"/>
+            <w:tcW w:type="dxa" w:w="4029"/>
           </w:tcPr>
           <w:p>
             <w:pPr>
@@ -278,8 +278,8 @@
         <w:tblLook w:firstColumn="1" w:firstRow="1" w:lastColumn="0" w:lastRow="0" w:noHBand="0" w:noVBand="1" w:val="04A0"/>
       </w:tblPr>
       <w:tblGrid>
-        <w:gridCol w:w="5606"/>
-        <w:gridCol w:w="4031"/>
+        <w:gridCol w:w="5609"/>
+        <w:gridCol w:w="4029"/>
       </w:tblGrid>
       <w:tr>
         <w:trPr>
@@ -287,7 +287,7 @@
         </w:trPr>
         <w:tc>
           <w:tcPr>
-            <w:tcW w:type="dxa" w:w="5606"/>
+            <w:tcW w:type="dxa" w:w="5609"/>
             <w:shd w:val="clear" w:color="auto" w:fill="D9E2F3"/>
           </w:tcPr>
           <w:p>
@@ -305,7 +305,7 @@
         </w:tc>
         <w:tc>
           <w:tcPr>
-            <w:tcW w:type="dxa" w:w="4031"/>
+            <w:tcW w:type="dxa" w:w="4029"/>
             <w:shd w:val="clear" w:color="auto" w:fill="D9E2F3"/>
           </w:tcPr>
           <w:p>
@@ -325,7 +325,7 @@
       <w:tr>
         <w:tc>
           <w:tcPr>
-            <w:tcW w:type="dxa" w:w="5606"/>
+            <w:tcW w:type="dxa" w:w="5609"/>
           </w:tcPr>
           <w:p>
             <w:pPr>
@@ -341,7 +341,7 @@
         </w:tc>
         <w:tc>
           <w:tcPr>
-            <w:tcW w:type="dxa" w:w="4031"/>
+            <w:tcW w:type="dxa" w:w="4029"/>
           </w:tcPr>
           <w:p>
             <w:pPr>
@@ -353,7 +353,7 @@
       <w:tr>
         <w:tc>
           <w:tcPr>
-            <w:tcW w:type="dxa" w:w="5606"/>
+            <w:tcW w:type="dxa" w:w="5609"/>
           </w:tcPr>
           <w:p>
             <w:pPr>
@@ -369,7 +369,7 @@
         </w:tc>
         <w:tc>
           <w:tcPr>
-            <w:tcW w:type="dxa" w:w="4031"/>
+            <w:tcW w:type="dxa" w:w="4029"/>
           </w:tcPr>
           <w:p>
             <w:pPr>
@@ -381,7 +381,7 @@
       <w:tr>
         <w:tc>
           <w:tcPr>
-            <w:tcW w:type="dxa" w:w="5606"/>
+            <w:tcW w:type="dxa" w:w="5609"/>
           </w:tcPr>
           <w:p>
             <w:pPr>
@@ -397,7 +397,7 @@
         </w:tc>
         <w:tc>
           <w:tcPr>
-            <w:tcW w:type="dxa" w:w="4031"/>
+            <w:tcW w:type="dxa" w:w="4029"/>
           </w:tcPr>
           <w:p>
             <w:pPr>
@@ -409,7 +409,7 @@
       <w:tr>
         <w:tc>
           <w:tcPr>
-            <w:tcW w:type="dxa" w:w="5606"/>
+            <w:tcW w:type="dxa" w:w="5609"/>
           </w:tcPr>
           <w:p>
             <w:pPr>
@@ -425,7 +425,7 @@
         </w:tc>
         <w:tc>
           <w:tcPr>
-            <w:tcW w:type="dxa" w:w="4031"/>
+            <w:tcW w:type="dxa" w:w="4029"/>
           </w:tcPr>
           <w:p>
             <w:pPr>
@@ -437,7 +437,7 @@
       <w:tr>
         <w:tc>
           <w:tcPr>
-            <w:tcW w:type="dxa" w:w="5606"/>
+            <w:tcW w:type="dxa" w:w="5609"/>
           </w:tcPr>
           <w:p>
             <w:pPr>
@@ -453,7 +453,7 @@
         </w:tc>
         <w:tc>
           <w:tcPr>
-            <w:tcW w:type="dxa" w:w="4031"/>
+            <w:tcW w:type="dxa" w:w="4029"/>
           </w:tcPr>
           <w:p>
             <w:pPr>
@@ -465,7 +465,7 @@
       <w:tr>
         <w:tc>
           <w:tcPr>
-            <w:tcW w:type="dxa" w:w="5606"/>
+            <w:tcW w:type="dxa" w:w="5609"/>
           </w:tcPr>
           <w:p>
             <w:pPr>
@@ -481,7 +481,7 @@
         </w:tc>
         <w:tc>
           <w:tcPr>
-            <w:tcW w:type="dxa" w:w="4031"/>
+            <w:tcW w:type="dxa" w:w="4029"/>
           </w:tcPr>
           <w:p>
             <w:pPr>
@@ -493,7 +493,7 @@
       <w:tr>
         <w:tc>
           <w:tcPr>
-            <w:tcW w:type="dxa" w:w="5606"/>
+            <w:tcW w:type="dxa" w:w="5609"/>
           </w:tcPr>
           <w:p>
             <w:pPr>
@@ -509,7 +509,7 @@
         </w:tc>
         <w:tc>
           <w:tcPr>
-            <w:tcW w:type="dxa" w:w="4031"/>
+            <w:tcW w:type="dxa" w:w="4029"/>
           </w:tcPr>
           <w:p>
             <w:pPr>
@@ -521,7 +521,7 @@
       <w:tr>
         <w:tc>
           <w:tcPr>
-            <w:tcW w:type="dxa" w:w="5606"/>
+            <w:tcW w:type="dxa" w:w="5609"/>
           </w:tcPr>
           <w:p>
             <w:pPr>
@@ -537,7 +537,7 @@
         </w:tc>
         <w:tc>
           <w:tcPr>
-            <w:tcW w:type="dxa" w:w="4031"/>
+            <w:tcW w:type="dxa" w:w="4029"/>
           </w:tcPr>
           <w:p>
             <w:pPr>
@@ -549,7 +549,7 @@
       <w:tr>
         <w:tc>
           <w:tcPr>
-            <w:tcW w:type="dxa" w:w="5606"/>
+            <w:tcW w:type="dxa" w:w="5609"/>
           </w:tcPr>
           <w:p>
             <w:pPr>
@@ -565,7 +565,7 @@
         </w:tc>
         <w:tc>
           <w:tcPr>
-            <w:tcW w:type="dxa" w:w="4031"/>
+            <w:tcW w:type="dxa" w:w="4029"/>
           </w:tcPr>
           <w:p>
             <w:pPr>
@@ -577,7 +577,7 @@
       <w:tr>
         <w:tc>
           <w:tcPr>
-            <w:tcW w:type="dxa" w:w="5606"/>
+            <w:tcW w:type="dxa" w:w="5609"/>
           </w:tcPr>
           <w:p>
             <w:pPr>
@@ -593,7 +593,7 @@
         </w:tc>
         <w:tc>
           <w:tcPr>
-            <w:tcW w:type="dxa" w:w="4031"/>
+            <w:tcW w:type="dxa" w:w="4029"/>
           </w:tcPr>
           <w:p>
             <w:pPr>
@@ -625,8 +625,8 @@
         <w:tblLook w:firstColumn="1" w:firstRow="1" w:lastColumn="0" w:lastRow="0" w:noHBand="0" w:noVBand="1" w:val="04A0"/>
       </w:tblPr>
       <w:tblGrid>
-        <w:gridCol w:w="5594"/>
-        <w:gridCol w:w="4044"/>
+        <w:gridCol w:w="5597"/>
+        <w:gridCol w:w="4041"/>
       </w:tblGrid>
       <w:tr>
         <w:trPr>
@@ -634,7 +634,7 @@
         </w:trPr>
         <w:tc>
           <w:tcPr>
-            <w:tcW w:type="dxa" w:w="5594"/>
+            <w:tcW w:type="dxa" w:w="5597"/>
             <w:shd w:val="clear" w:color="auto" w:fill="D9E2F3"/>
           </w:tcPr>
           <w:p>
@@ -652,7 +652,7 @@
         </w:tc>
         <w:tc>
           <w:tcPr>
-            <w:tcW w:type="dxa" w:w="4044"/>
+            <w:tcW w:type="dxa" w:w="4041"/>
             <w:shd w:val="clear" w:color="auto" w:fill="D9E2F3"/>
           </w:tcPr>
           <w:p>
@@ -672,7 +672,7 @@
       <w:tr>
         <w:tc>
           <w:tcPr>
-            <w:tcW w:type="dxa" w:w="5594"/>
+            <w:tcW w:type="dxa" w:w="5597"/>
           </w:tcPr>
           <w:p>
             <w:pPr>
@@ -688,7 +688,7 @@
         </w:tc>
         <w:tc>
           <w:tcPr>
-            <w:tcW w:type="dxa" w:w="4044"/>
+            <w:tcW w:type="dxa" w:w="4041"/>
           </w:tcPr>
           <w:p>
             <w:pPr>
@@ -700,7 +700,7 @@
       <w:tr>
         <w:tc>
           <w:tcPr>
-            <w:tcW w:type="dxa" w:w="5594"/>
+            <w:tcW w:type="dxa" w:w="5597"/>
           </w:tcPr>
           <w:p>
             <w:pPr>
@@ -716,7 +716,7 @@
         </w:tc>
         <w:tc>
           <w:tcPr>
-            <w:tcW w:type="dxa" w:w="4044"/>
+            <w:tcW w:type="dxa" w:w="4041"/>
           </w:tcPr>
           <w:p>
             <w:pPr>
@@ -728,7 +728,7 @@
       <w:tr>
         <w:tc>
           <w:tcPr>
-            <w:tcW w:type="dxa" w:w="5594"/>
+            <w:tcW w:type="dxa" w:w="5597"/>
           </w:tcPr>
           <w:p>
             <w:pPr>
@@ -744,7 +744,7 @@
         </w:tc>
         <w:tc>
           <w:tcPr>
-            <w:tcW w:type="dxa" w:w="4044"/>
+            <w:tcW w:type="dxa" w:w="4041"/>
           </w:tcPr>
           <w:p>
             <w:pPr>
@@ -756,7 +756,7 @@
       <w:tr>
         <w:tc>
           <w:tcPr>
-            <w:tcW w:type="dxa" w:w="5594"/>
+            <w:tcW w:type="dxa" w:w="5597"/>
           </w:tcPr>
           <w:p>
             <w:pPr>
@@ -772,7 +772,7 @@
         </w:tc>
         <w:tc>
           <w:tcPr>
-            <w:tcW w:type="dxa" w:w="4044"/>
+            <w:tcW w:type="dxa" w:w="4041"/>
           </w:tcPr>
           <w:p>
             <w:pPr>
@@ -784,7 +784,7 @@
       <w:tr>
         <w:tc>
           <w:tcPr>
-            <w:tcW w:type="dxa" w:w="5594"/>
+            <w:tcW w:type="dxa" w:w="5597"/>
           </w:tcPr>
           <w:p>
             <w:pPr>
@@ -800,7 +800,7 @@
         </w:tc>
         <w:tc>
           <w:tcPr>
-            <w:tcW w:type="dxa" w:w="4044"/>
+            <w:tcW w:type="dxa" w:w="4041"/>
           </w:tcPr>
           <w:p>
             <w:pPr>
@@ -812,7 +812,7 @@
       <w:tr>
         <w:tc>
           <w:tcPr>
-            <w:tcW w:type="dxa" w:w="5594"/>
+            <w:tcW w:type="dxa" w:w="5597"/>
           </w:tcPr>
           <w:p>
             <w:pPr>
@@ -828,7 +828,7 @@
         </w:tc>
         <w:tc>
           <w:tcPr>
-            <w:tcW w:type="dxa" w:w="4044"/>
+            <w:tcW w:type="dxa" w:w="4041"/>
           </w:tcPr>
           <w:p>
             <w:pPr>
@@ -840,7 +840,7 @@
       <w:tr>
         <w:tc>
           <w:tcPr>
-            <w:tcW w:type="dxa" w:w="5594"/>
+            <w:tcW w:type="dxa" w:w="5597"/>
           </w:tcPr>
           <w:p>
             <w:pPr>
@@ -856,7 +856,7 @@
         </w:tc>
         <w:tc>
           <w:tcPr>
-            <w:tcW w:type="dxa" w:w="4044"/>
+            <w:tcW w:type="dxa" w:w="4041"/>
           </w:tcPr>
           <w:p>
             <w:pPr>
@@ -888,8 +888,8 @@
         <w:tblLook w:firstColumn="1" w:firstRow="1" w:lastColumn="0" w:lastRow="0" w:noHBand="0" w:noVBand="1" w:val="04A0"/>
       </w:tblPr>
       <w:tblGrid>
-        <w:gridCol w:w="5603"/>
-        <w:gridCol w:w="4034"/>
+        <w:gridCol w:w="5606"/>
+        <w:gridCol w:w="4032"/>
       </w:tblGrid>
       <w:tr>
         <w:trPr>
@@ -897,7 +897,7 @@
         </w:trPr>
         <w:tc>
           <w:tcPr>
-            <w:tcW w:type="dxa" w:w="5603"/>
+            <w:tcW w:type="dxa" w:w="5606"/>
             <w:shd w:val="clear" w:color="auto" w:fill="D9E2F3"/>
           </w:tcPr>
           <w:p>
@@ -915,7 +915,7 @@
         </w:tc>
         <w:tc>
           <w:tcPr>
-            <w:tcW w:type="dxa" w:w="4034"/>
+            <w:tcW w:type="dxa" w:w="4032"/>
             <w:shd w:val="clear" w:color="auto" w:fill="D9E2F3"/>
           </w:tcPr>
           <w:p>
@@ -935,7 +935,7 @@
       <w:tr>
         <w:tc>
           <w:tcPr>
-            <w:tcW w:type="dxa" w:w="5603"/>
+            <w:tcW w:type="dxa" w:w="5606"/>
           </w:tcPr>
           <w:p>
             <w:pPr>
@@ -951,7 +951,7 @@
         </w:tc>
         <w:tc>
           <w:tcPr>
-            <w:tcW w:type="dxa" w:w="4034"/>
+            <w:tcW w:type="dxa" w:w="4032"/>
           </w:tcPr>
           <w:p>
             <w:pPr>
@@ -963,7 +963,7 @@
       <w:tr>
         <w:tc>
           <w:tcPr>
-            <w:tcW w:type="dxa" w:w="5603"/>
+            <w:tcW w:type="dxa" w:w="5606"/>
           </w:tcPr>
           <w:p>
             <w:pPr>
@@ -979,7 +979,7 @@
         </w:tc>
         <w:tc>
           <w:tcPr>
-            <w:tcW w:type="dxa" w:w="4034"/>
+            <w:tcW w:type="dxa" w:w="4032"/>
           </w:tcPr>
           <w:p>
             <w:pPr>
@@ -991,7 +991,7 @@
       <w:tr>
         <w:tc>
           <w:tcPr>
-            <w:tcW w:type="dxa" w:w="5603"/>
+            <w:tcW w:type="dxa" w:w="5606"/>
           </w:tcPr>
           <w:p>
             <w:pPr>
@@ -1007,7 +1007,7 @@
         </w:tc>
         <w:tc>
           <w:tcPr>
-            <w:tcW w:type="dxa" w:w="4034"/>
+            <w:tcW w:type="dxa" w:w="4032"/>
           </w:tcPr>
           <w:p>
             <w:pPr>
@@ -1019,7 +1019,7 @@
       <w:tr>
         <w:tc>
           <w:tcPr>
-            <w:tcW w:type="dxa" w:w="5603"/>
+            <w:tcW w:type="dxa" w:w="5606"/>
           </w:tcPr>
           <w:p>
             <w:pPr>
@@ -1035,7 +1035,7 @@
         </w:tc>
         <w:tc>
           <w:tcPr>
-            <w:tcW w:type="dxa" w:w="4034"/>
+            <w:tcW w:type="dxa" w:w="4032"/>
           </w:tcPr>
           <w:p>
             <w:pPr>
@@ -1047,7 +1047,7 @@
       <w:tr>
         <w:tc>
           <w:tcPr>
-            <w:tcW w:type="dxa" w:w="5603"/>
+            <w:tcW w:type="dxa" w:w="5606"/>
           </w:tcPr>
           <w:p>
             <w:pPr>
@@ -1063,7 +1063,7 @@
         </w:tc>
         <w:tc>
           <w:tcPr>
-            <w:tcW w:type="dxa" w:w="4034"/>
+            <w:tcW w:type="dxa" w:w="4032"/>
           </w:tcPr>
           <w:p>
             <w:pPr>
@@ -1095,8 +1095,8 @@
         <w:tblLook w:firstColumn="1" w:firstRow="1" w:lastColumn="0" w:lastRow="0" w:noHBand="0" w:noVBand="1" w:val="04A0"/>
       </w:tblPr>
       <w:tblGrid>
-        <w:gridCol w:w="5603"/>
-        <w:gridCol w:w="4034"/>
+        <w:gridCol w:w="5606"/>
+        <w:gridCol w:w="4032"/>
       </w:tblGrid>
       <w:tr>
         <w:trPr>
@@ -1104,7 +1104,7 @@
         </w:trPr>
         <w:tc>
           <w:tcPr>
-            <w:tcW w:type="dxa" w:w="5603"/>
+            <w:tcW w:type="dxa" w:w="5606"/>
             <w:shd w:val="clear" w:color="auto" w:fill="D9E2F3"/>
           </w:tcPr>
           <w:p>
@@ -1122,7 +1122,7 @@
         </w:tc>
         <w:tc>
           <w:tcPr>
-            <w:tcW w:type="dxa" w:w="4034"/>
+            <w:tcW w:type="dxa" w:w="4032"/>
             <w:shd w:val="clear" w:color="auto" w:fill="D9E2F3"/>
           </w:tcPr>
           <w:p>
@@ -1142,7 +1142,7 @@
       <w:tr>
         <w:tc>
           <w:tcPr>
-            <w:tcW w:type="dxa" w:w="5603"/>
+            <w:tcW w:type="dxa" w:w="5606"/>
           </w:tcPr>
           <w:p>
             <w:pPr>
@@ -1158,7 +1158,7 @@
         </w:tc>
         <w:tc>
           <w:tcPr>
-            <w:tcW w:type="dxa" w:w="4034"/>
+            <w:tcW w:type="dxa" w:w="4032"/>
           </w:tcPr>
           <w:p>
             <w:pPr>
@@ -1170,7 +1170,7 @@
       <w:tr>
         <w:tc>
           <w:tcPr>
-            <w:tcW w:type="dxa" w:w="5603"/>
+            <w:tcW w:type="dxa" w:w="5606"/>
           </w:tcPr>
           <w:p>
             <w:pPr>
@@ -1186,7 +1186,7 @@
         </w:tc>
         <w:tc>
           <w:tcPr>
-            <w:tcW w:type="dxa" w:w="4034"/>
+            <w:tcW w:type="dxa" w:w="4032"/>
           </w:tcPr>
           <w:p>
             <w:pPr>
@@ -1198,7 +1198,7 @@
       <w:tr>
         <w:tc>
           <w:tcPr>
-            <w:tcW w:type="dxa" w:w="5603"/>
+            <w:tcW w:type="dxa" w:w="5606"/>
           </w:tcPr>
           <w:p>
             <w:pPr>
@@ -1214,7 +1214,7 @@
         </w:tc>
         <w:tc>
           <w:tcPr>
-            <w:tcW w:type="dxa" w:w="4034"/>
+            <w:tcW w:type="dxa" w:w="4032"/>
           </w:tcPr>
           <w:p>
             <w:pPr>
@@ -1226,7 +1226,7 @@
       <w:tr>
         <w:tc>
           <w:tcPr>
-            <w:tcW w:type="dxa" w:w="5603"/>
+            <w:tcW w:type="dxa" w:w="5606"/>
           </w:tcPr>
           <w:p>
             <w:pPr>
@@ -1242,7 +1242,7 @@
         </w:tc>
         <w:tc>
           <w:tcPr>
-            <w:tcW w:type="dxa" w:w="4034"/>
+            <w:tcW w:type="dxa" w:w="4032"/>
           </w:tcPr>
           <w:p>
             <w:pPr>
@@ -1254,7 +1254,7 @@
       <w:tr>
         <w:tc>
           <w:tcPr>
-            <w:tcW w:type="dxa" w:w="5603"/>
+            <w:tcW w:type="dxa" w:w="5606"/>
           </w:tcPr>
           <w:p>
             <w:pPr>
@@ -1270,7 +1270,7 @@
         </w:tc>
         <w:tc>
           <w:tcPr>
-            <w:tcW w:type="dxa" w:w="4034"/>
+            <w:tcW w:type="dxa" w:w="4032"/>
           </w:tcPr>
           <w:p>
             <w:pPr>
@@ -1282,7 +1282,7 @@
       <w:tr>
         <w:tc>
           <w:tcPr>
-            <w:tcW w:type="dxa" w:w="5603"/>
+            <w:tcW w:type="dxa" w:w="5606"/>
           </w:tcPr>
           <w:p>
             <w:pPr>
@@ -1298,7 +1298,7 @@
         </w:tc>
         <w:tc>
           <w:tcPr>
-            <w:tcW w:type="dxa" w:w="4034"/>
+            <w:tcW w:type="dxa" w:w="4032"/>
           </w:tcPr>
           <w:p>
             <w:pPr>
@@ -1310,7 +1310,7 @@
       <w:tr>
         <w:tc>
           <w:tcPr>
-            <w:tcW w:type="dxa" w:w="5603"/>
+            <w:tcW w:type="dxa" w:w="5606"/>
           </w:tcPr>
           <w:p>
             <w:pPr>
@@ -1326,7 +1326,7 @@
         </w:tc>
         <w:tc>
           <w:tcPr>
-            <w:tcW w:type="dxa" w:w="4034"/>
+            <w:tcW w:type="dxa" w:w="4032"/>
           </w:tcPr>
           <w:p>
             <w:pPr>
@@ -1364,9 +1364,9 @@
         <w:tblLook w:firstColumn="1" w:firstRow="1" w:lastColumn="0" w:lastRow="0" w:noHBand="0" w:noVBand="1" w:val="04A0"/>
       </w:tblPr>
       <w:tblGrid>
-        <w:gridCol w:w="2867"/>
-        <w:gridCol w:w="3385"/>
-        <w:gridCol w:w="3385"/>
+        <w:gridCol w:w="2863"/>
+        <w:gridCol w:w="3387"/>
+        <w:gridCol w:w="3387"/>
       </w:tblGrid>
       <w:tr>
         <w:trPr>
@@ -1374,7 +1374,7 @@
         </w:trPr>
         <w:tc>
           <w:tcPr>
-            <w:tcW w:type="dxa" w:w="2867"/>
+            <w:tcW w:type="dxa" w:w="2863"/>
             <w:shd w:val="clear" w:color="auto" w:fill="D9E2F3"/>
           </w:tcPr>
           <w:p>
@@ -1392,7 +1392,7 @@
         </w:tc>
         <w:tc>
           <w:tcPr>
-            <w:tcW w:type="dxa" w:w="3385"/>
+            <w:tcW w:type="dxa" w:w="3387"/>
             <w:shd w:val="clear" w:color="auto" w:fill="D9E2F3"/>
           </w:tcPr>
           <w:p>
@@ -1410,7 +1410,7 @@
         </w:tc>
         <w:tc>
           <w:tcPr>
-            <w:tcW w:type="dxa" w:w="3385"/>
+            <w:tcW w:type="dxa" w:w="3387"/>
             <w:shd w:val="clear" w:color="auto" w:fill="D9E2F3"/>
           </w:tcPr>
           <w:p>
@@ -1430,7 +1430,7 @@
       <w:tr>
         <w:tc>
           <w:tcPr>
-            <w:tcW w:type="dxa" w:w="2867"/>
+            <w:tcW w:type="dxa" w:w="2863"/>
           </w:tcPr>
           <w:p>
             <w:pPr>
@@ -1446,7 +1446,7 @@
         </w:tc>
         <w:tc>
           <w:tcPr>
-            <w:tcW w:type="dxa" w:w="3385"/>
+            <w:tcW w:type="dxa" w:w="3387"/>
           </w:tcPr>
           <w:p>
             <w:pPr>
@@ -1456,7 +1456,7 @@
         </w:tc>
         <w:tc>
           <w:tcPr>
-            <w:tcW w:type="dxa" w:w="3385"/>
+            <w:tcW w:type="dxa" w:w="3387"/>
           </w:tcPr>
           <w:p>
             <w:pPr>
@@ -1468,7 +1468,7 @@
       <w:tr>
         <w:tc>
           <w:tcPr>
-            <w:tcW w:type="dxa" w:w="2867"/>
+            <w:tcW w:type="dxa" w:w="2863"/>
           </w:tcPr>
           <w:p>
             <w:pPr>
@@ -1484,7 +1484,7 @@
         </w:tc>
         <w:tc>
           <w:tcPr>
-            <w:tcW w:type="dxa" w:w="3385"/>
+            <w:tcW w:type="dxa" w:w="3387"/>
           </w:tcPr>
           <w:p>
             <w:pPr>
@@ -1494,7 +1494,7 @@
         </w:tc>
         <w:tc>
           <w:tcPr>
-            <w:tcW w:type="dxa" w:w="3385"/>
+            <w:tcW w:type="dxa" w:w="3387"/>
           </w:tcPr>
           <w:p>
             <w:pPr>
@@ -1506,7 +1506,7 @@
       <w:tr>
         <w:tc>
           <w:tcPr>
-            <w:tcW w:type="dxa" w:w="2867"/>
+            <w:tcW w:type="dxa" w:w="2863"/>
           </w:tcPr>
           <w:p>
             <w:pPr>
@@ -1522,7 +1522,7 @@
         </w:tc>
         <w:tc>
           <w:tcPr>
-            <w:tcW w:type="dxa" w:w="3385"/>
+            <w:tcW w:type="dxa" w:w="3387"/>
           </w:tcPr>
           <w:p>
             <w:pPr>
@@ -1532,7 +1532,7 @@
         </w:tc>
         <w:tc>
           <w:tcPr>
-            <w:tcW w:type="dxa" w:w="3385"/>
+            <w:tcW w:type="dxa" w:w="3387"/>
           </w:tcPr>
           <w:p>
             <w:pPr>
@@ -1544,7 +1544,7 @@
       <w:tr>
         <w:tc>
           <w:tcPr>
-            <w:tcW w:type="dxa" w:w="2867"/>
+            <w:tcW w:type="dxa" w:w="2863"/>
           </w:tcPr>
           <w:p>
             <w:pPr>
@@ -1560,7 +1560,7 @@
         </w:tc>
         <w:tc>
           <w:tcPr>
-            <w:tcW w:type="dxa" w:w="3385"/>
+            <w:tcW w:type="dxa" w:w="3387"/>
           </w:tcPr>
           <w:p>
             <w:pPr>
@@ -1570,7 +1570,7 @@
         </w:tc>
         <w:tc>
           <w:tcPr>
-            <w:tcW w:type="dxa" w:w="3385"/>
+            <w:tcW w:type="dxa" w:w="3387"/>
           </w:tcPr>
           <w:p>
             <w:pPr>
@@ -1582,7 +1582,7 @@
       <w:tr>
         <w:tc>
           <w:tcPr>
-            <w:tcW w:type="dxa" w:w="2867"/>
+            <w:tcW w:type="dxa" w:w="2863"/>
           </w:tcPr>
           <w:p>
             <w:pPr>
@@ -1598,7 +1598,7 @@
         </w:tc>
         <w:tc>
           <w:tcPr>
-            <w:tcW w:type="dxa" w:w="3385"/>
+            <w:tcW w:type="dxa" w:w="3387"/>
           </w:tcPr>
           <w:p>
             <w:pPr>
@@ -1608,7 +1608,7 @@
         </w:tc>
         <w:tc>
           <w:tcPr>
-            <w:tcW w:type="dxa" w:w="3385"/>
+            <w:tcW w:type="dxa" w:w="3387"/>
           </w:tcPr>
           <w:p>
             <w:pPr>
@@ -1640,8 +1640,8 @@
         <w:tblLook w:firstColumn="1" w:firstRow="1" w:lastColumn="0" w:lastRow="0" w:noHBand="0" w:noVBand="1" w:val="04A0"/>
       </w:tblPr>
       <w:tblGrid>
-        <w:gridCol w:w="5603"/>
-        <w:gridCol w:w="4034"/>
+        <w:gridCol w:w="5606"/>
+        <w:gridCol w:w="4032"/>
       </w:tblGrid>
       <w:tr>
         <w:trPr>
@@ -1649,7 +1649,7 @@
         </w:trPr>
         <w:tc>
           <w:tcPr>
-            <w:tcW w:type="dxa" w:w="5603"/>
+            <w:tcW w:type="dxa" w:w="5606"/>
             <w:shd w:val="clear" w:color="auto" w:fill="D9E2F3"/>
           </w:tcPr>
           <w:p>
@@ -1667,7 +1667,7 @@
         </w:tc>
         <w:tc>
           <w:tcPr>
-            <w:tcW w:type="dxa" w:w="4034"/>
+            <w:tcW w:type="dxa" w:w="4032"/>
             <w:shd w:val="clear" w:color="auto" w:fill="D9E2F3"/>
           </w:tcPr>
           <w:p>
@@ -1687,7 +1687,7 @@
       <w:tr>
         <w:tc>
           <w:tcPr>
-            <w:tcW w:type="dxa" w:w="5603"/>
+            <w:tcW w:type="dxa" w:w="5606"/>
           </w:tcPr>
           <w:p>
             <w:pPr>
@@ -1703,7 +1703,7 @@
         </w:tc>
         <w:tc>
           <w:tcPr>
-            <w:tcW w:type="dxa" w:w="4034"/>
+            <w:tcW w:type="dxa" w:w="4032"/>
           </w:tcPr>
           <w:p>
             <w:pPr>
@@ -1715,7 +1715,7 @@
       <w:tr>
         <w:tc>
           <w:tcPr>
-            <w:tcW w:type="dxa" w:w="5603"/>
+            <w:tcW w:type="dxa" w:w="5606"/>
           </w:tcPr>
           <w:p>
             <w:pPr>
@@ -1731,7 +1731,7 @@
         </w:tc>
         <w:tc>
           <w:tcPr>
-            <w:tcW w:type="dxa" w:w="4034"/>
+            <w:tcW w:type="dxa" w:w="4032"/>
           </w:tcPr>
           <w:p>
             <w:pPr>
@@ -1743,7 +1743,7 @@
       <w:tr>
         <w:tc>
           <w:tcPr>
-            <w:tcW w:type="dxa" w:w="5603"/>
+            <w:tcW w:type="dxa" w:w="5606"/>
           </w:tcPr>
           <w:p>
             <w:pPr>
@@ -1759,7 +1759,7 @@
         </w:tc>
         <w:tc>
           <w:tcPr>
-            <w:tcW w:type="dxa" w:w="4034"/>
+            <w:tcW w:type="dxa" w:w="4032"/>
           </w:tcPr>
           <w:p>
             <w:pPr>
@@ -1791,8 +1791,8 @@
         <w:tblLook w:firstColumn="1" w:firstRow="1" w:lastColumn="0" w:lastRow="0" w:noHBand="0" w:noVBand="1" w:val="04A0"/>
       </w:tblPr>
       <w:tblGrid>
-        <w:gridCol w:w="5600"/>
-        <w:gridCol w:w="4037"/>
+        <w:gridCol w:w="5603"/>
+        <w:gridCol w:w="4035"/>
       </w:tblGrid>
       <w:tr>
         <w:trPr>
@@ -1800,7 +1800,7 @@
         </w:trPr>
         <w:tc>
           <w:tcPr>
-            <w:tcW w:type="dxa" w:w="5600"/>
+            <w:tcW w:type="dxa" w:w="5603"/>
             <w:shd w:val="clear" w:color="auto" w:fill="D9E2F3"/>
           </w:tcPr>
           <w:p>
@@ -1818,7 +1818,7 @@
         </w:tc>
         <w:tc>
           <w:tcPr>
-            <w:tcW w:type="dxa" w:w="4037"/>
+            <w:tcW w:type="dxa" w:w="4035"/>
             <w:shd w:val="clear" w:color="auto" w:fill="D9E2F3"/>
           </w:tcPr>
           <w:p>
@@ -1838,7 +1838,7 @@
       <w:tr>
         <w:tc>
           <w:tcPr>
-            <w:tcW w:type="dxa" w:w="5600"/>
+            <w:tcW w:type="dxa" w:w="5603"/>
           </w:tcPr>
           <w:p>
             <w:pPr>
@@ -1854,7 +1854,7 @@
         </w:tc>
         <w:tc>
           <w:tcPr>
-            <w:tcW w:type="dxa" w:w="4037"/>
+            <w:tcW w:type="dxa" w:w="4035"/>
           </w:tcPr>
           <w:p>
             <w:pPr>
@@ -1866,7 +1866,7 @@
       <w:tr>
         <w:tc>
           <w:tcPr>
-            <w:tcW w:type="dxa" w:w="5600"/>
+            <w:tcW w:type="dxa" w:w="5603"/>
           </w:tcPr>
           <w:p>
             <w:pPr>
@@ -1882,7 +1882,7 @@
         </w:tc>
         <w:tc>
           <w:tcPr>
-            <w:tcW w:type="dxa" w:w="4037"/>
+            <w:tcW w:type="dxa" w:w="4035"/>
           </w:tcPr>
           <w:p>
             <w:pPr>
@@ -1894,7 +1894,7 @@
       <w:tr>
         <w:tc>
           <w:tcPr>
-            <w:tcW w:type="dxa" w:w="5600"/>
+            <w:tcW w:type="dxa" w:w="5603"/>
           </w:tcPr>
           <w:p>
             <w:pPr>
@@ -1910,7 +1910,7 @@
         </w:tc>
         <w:tc>
           <w:tcPr>
-            <w:tcW w:type="dxa" w:w="4037"/>
+            <w:tcW w:type="dxa" w:w="4035"/>
           </w:tcPr>
           <w:p>
             <w:pPr>
@@ -2404,7 +2404,7 @@
       <w:outlineLvl w:val="0"/>
     </w:pPr>
     <w:rPr>
-      <w:rFonts w:asciiTheme="majorHAnsi" w:eastAsiaTheme="majorEastAsia" w:hAnsiTheme="majorHAnsi" w:cstheme="majorBidi" w:ascii="Arial" w:hAnsi="Arial" w:eastAsia="Arial"/>
+      <w:rFonts w:ascii="Arial" w:hAnsi="Arial" w:eastAsia="Arial"/>
       <w:b/>
       <w:bCs/>
       <w:color w:val="1F3864"/>
@@ -2428,7 +2428,7 @@
       <w:outlineLvl w:val="1"/>
     </w:pPr>
     <w:rPr>
-      <w:rFonts w:asciiTheme="majorHAnsi" w:eastAsiaTheme="majorEastAsia" w:hAnsiTheme="majorHAnsi" w:cstheme="majorBidi" w:ascii="Arial" w:hAnsi="Arial" w:eastAsia="Arial"/>
+      <w:rFonts w:ascii="Arial" w:hAnsi="Arial" w:eastAsia="Arial"/>
       <w:b/>
       <w:bCs/>
       <w:color w:val="1F3864"/>
@@ -2452,7 +2452,7 @@
       <w:outlineLvl w:val="2"/>
     </w:pPr>
     <w:rPr>
-      <w:rFonts w:asciiTheme="majorHAnsi" w:eastAsiaTheme="majorEastAsia" w:hAnsiTheme="majorHAnsi" w:cstheme="majorBidi" w:ascii="Arial" w:hAnsi="Arial" w:eastAsia="Arial"/>
+      <w:rFonts w:ascii="Arial" w:hAnsi="Arial" w:eastAsia="Arial"/>
       <w:b/>
       <w:bCs/>
       <w:color w:val="1F3864"/>
@@ -2476,7 +2476,7 @@
       <w:outlineLvl w:val="3"/>
     </w:pPr>
     <w:rPr>
-      <w:rFonts w:asciiTheme="majorHAnsi" w:eastAsiaTheme="majorEastAsia" w:hAnsiTheme="majorHAnsi" w:cstheme="majorBidi" w:ascii="Arial" w:hAnsi="Arial" w:eastAsia="Arial"/>
+      <w:rFonts w:ascii="Arial" w:hAnsi="Arial" w:eastAsia="Arial"/>
       <w:b/>
       <w:bCs/>
       <w:i/>
@@ -2695,7 +2695,7 @@
       <w:contextualSpacing/>
     </w:pPr>
     <w:rPr>
-      <w:rFonts w:asciiTheme="majorHAnsi" w:eastAsiaTheme="majorEastAsia" w:hAnsiTheme="majorHAnsi" w:cstheme="majorBidi" w:ascii="Arial" w:hAnsi="Arial" w:eastAsia="Arial"/>
+      <w:rFonts w:ascii="Arial" w:hAnsi="Arial" w:eastAsia="Arial"/>
       <w:b/>
       <w:color w:val="1F3864"/>
       <w:spacing w:val="5"/>
